--- a/zh-CN/en-US/05 2015春季通讯（选段）.docx
+++ b/zh-CN/en-US/05 2015春季通讯（选段）.docx
@@ -226,7 +226,15 @@
           <w:sz w:val="20"/>
           <w:szCs w:val="20"/>
         </w:rPr>
-        <w:t xml:space="preserve">      抱歉，我们用了将近一个月的时间，才把</w:t>
+        <w:t xml:space="preserve">      Sorry, it took us almost a month to present </w:t>
+      </w:r>
+      <w:r>
+        <w:rPr>
+          <w:rFonts w:eastAsia="Hannotate SC Regular" w:hint="eastAsia"/>
+          <w:sz w:val="20"/>
+          <w:szCs w:val="20"/>
+        </w:rPr>
+        <w:t xml:space="preserve">the work report for the first quarter of </w:t>
       </w:r>
       <w:r>
         <w:rPr>
@@ -234,7 +242,7 @@
           <w:sz w:val="20"/>
           <w:szCs w:val="20"/>
         </w:rPr>
-        <w:t>2015</w:t>
+        <w:t xml:space="preserve">2015 </w:t>
       </w:r>
       <w:r>
         <w:rPr>
@@ -242,7 +250,7 @@
           <w:sz w:val="20"/>
           <w:szCs w:val="20"/>
         </w:rPr>
-        <w:t xml:space="preserve">年第一个季度的工作报告呈现在您的面前。 我们真是太忙了。 在办公室里，我常常跟同事们说，我们是不是牵的线头太多了。 每个人都忙得不亦乐乎。</w:t>
+        <w:t xml:space="preserve">in front of you. 我们真是太忙了。 在办公室里，我常常跟同事们说，我们是不是牵的线头太多了。 每个人都忙得不亦乐乎。</w:t>
       </w:r>
     </w:p>
     <w:p>
@@ -326,7 +334,15 @@
           <w:sz w:val="20"/>
           <w:szCs w:val="20"/>
         </w:rPr>
-        <w:t xml:space="preserve">      八个月以来，特别是今年的前三个月，它基金的同事们紧锣密鼓地做了很多事，现在看来，我们的策略似乎还算对路。 这份通讯是我们</w:t>
+        <w:t xml:space="preserve">      八个月以来，特别是今年的前三个月，它基金的同事们紧锣密鼓地做了很多事，现在看来，我们的策略似乎还算对路。 This communication is our </w:t>
+      </w:r>
+      <w:r>
+        <w:rPr>
+          <w:rFonts w:eastAsia="Hannotate SC Regular" w:hint="eastAsia"/>
+          <w:sz w:val="20"/>
+          <w:szCs w:val="20"/>
+        </w:rPr>
+        <w:t xml:space="preserve">first work report for the year </w:t>
       </w:r>
       <w:r>
         <w:rPr>
@@ -342,7 +358,7 @@
           <w:sz w:val="20"/>
           <w:szCs w:val="20"/>
         </w:rPr>
-        <w:t xml:space="preserve">年的第一份工作报告。 希望您能通过它，了解我们这样一个充满激情的、独特的动物保护公益基金会。</w:t>
+        <w:t xml:space="preserve">. 希望您能通过它，了解我们这样一个充满激情的、独特的动物保护公益基金会。</w:t>
       </w:r>
     </w:p>
     <w:p>
@@ -508,6 +524,22 @@
       </w:pPr>
       <w:r>
         <w:rPr>
+          <w:rFonts w:ascii="宋体" w:cs="宋体" w:eastAsia="宋体" w:hAnsi="宋体" w:hint="eastAsia"/>
+          <w:sz w:val="20"/>
+          <w:szCs w:val="20"/>
+        </w:rPr>
+        <w:t xml:space="preserve">April </w:t>
+      </w:r>
+      <w:r>
+        <w:rPr>
+          <w:rFonts w:ascii="Hannotate SC Regular" w:hAnsi="Hannotate SC Regular"/>
+          <w:sz w:val="20"/>
+          <w:szCs w:val="20"/>
+        </w:rPr>
+        <w:t>22</w:t>
+      </w:r>
+      <w:r>
+        <w:rPr>
           <w:rFonts w:ascii="Hannotate SC Regular" w:hAnsi="Hannotate SC Regular"/>
           <w:sz w:val="20"/>
           <w:szCs w:val="20"/>
@@ -519,7 +551,6 @@
         <w:tab/>
         <w:tab/>
         <w:tab/>
-        <w:t>2015</w:t>
       </w:r>
       <w:r>
         <w:rPr>
@@ -527,39 +558,7 @@
           <w:sz w:val="20"/>
           <w:szCs w:val="20"/>
         </w:rPr>
-        <w:t>年</w:t>
-      </w:r>
-      <w:r>
-        <w:rPr>
-          <w:rFonts w:ascii="Hannotate SC Regular" w:hAnsi="Hannotate SC Regular"/>
-          <w:sz w:val="20"/>
-          <w:szCs w:val="20"/>
-        </w:rPr>
-        <w:t>4</w:t>
-      </w:r>
-      <w:r>
-        <w:rPr>
-          <w:rFonts w:ascii="宋体" w:cs="宋体" w:eastAsia="宋体" w:hAnsi="宋体" w:hint="eastAsia"/>
-          <w:sz w:val="20"/>
-          <w:szCs w:val="20"/>
-        </w:rPr>
-        <w:t>月</w:t>
-      </w:r>
-      <w:r>
-        <w:rPr>
-          <w:rFonts w:ascii="Hannotate SC Regular" w:hAnsi="Hannotate SC Regular"/>
-          <w:sz w:val="20"/>
-          <w:szCs w:val="20"/>
-        </w:rPr>
-        <w:t>22</w:t>
-      </w:r>
-      <w:r>
-        <w:rPr>
-          <w:rFonts w:ascii="宋体" w:cs="宋体" w:eastAsia="宋体" w:hAnsi="宋体" w:hint="eastAsia"/>
-          <w:sz w:val="20"/>
-          <w:szCs w:val="20"/>
-        </w:rPr>
-        <w:t>日</w:t>
+        <w:t xml:space="preserve">, </w:t>
       </w:r>
       <w:r>
         <mc:AlternateContent>
@@ -624,6 +623,14 @@
             </w:drawing>
           </mc:Choice>
         </mc:AlternateContent>
+      </w:r>
+      <w:r>
+        <w:rPr>
+          <w:rFonts w:ascii="Hannotate SC Regular" w:hAnsi="Hannotate SC Regular"/>
+          <w:sz w:val="20"/>
+          <w:szCs w:val="20"/>
+        </w:rPr>
+        <w:t>2015</w:t>
       </w:r>
     </w:p>
     <w:p>

--- a/zh-CN/en-US/05 2015春季通讯（选段）.docx
+++ b/zh-CN/en-US/05 2015春季通讯（选段）.docx
@@ -196,7 +196,7 @@
           <w:sz w:val="20"/>
           <w:szCs w:val="20"/>
         </w:rPr>
-        <w:t>亲爱的朋友，</w:t>
+        <w:t xml:space="preserve">Dear friend,</w:t>
       </w:r>
     </w:p>
     <w:p>

--- a/zh-CN/en-US/05 2015春季通讯（选段）.docx
+++ b/zh-CN/en-US/05 2015春季通讯（选段）.docx
@@ -296,7 +296,7 @@
           <w:sz w:val="20"/>
           <w:szCs w:val="20"/>
         </w:rPr>
-        <w:t xml:space="preserve">自从去年八月初加入它基金以来，虽然兴奋，我的心情却一直夹杂着忐忑。 在这样一个民间公益组织普遍发育不良，没有什么经验可以借鉴的大环境中，它基金的策略正确吗？ 我会把它基金带去哪里？ 巨大的责任面前，我怎能不如履薄冰？</w:t>
+        <w:t xml:space="preserve">自从去年八月初加入它基金以来，虽然兴奋，我的心情却一直夹杂着忐忑。 In such an environment where grassroots public welfare organizations are generally underdeveloped and there is no experience to draw upon, is its fund strategy correct? 我会把它基金带去哪里？ 巨大的责任面前，我怎能不如履薄冰？</w:t>
       </w:r>
     </w:p>
     <w:p>
@@ -315,7 +315,7 @@
           <w:sz w:val="20"/>
           <w:szCs w:val="20"/>
         </w:rPr>
-        <w:t xml:space="preserve">自从去年八月初加入它基金以来，虽然兴奋，我的心情却一直夹杂着忐忑。 在这样一个民间公益组织普遍发育不良，没有什么经验可以借鉴的大环境中，它基金的策略正确吗？ 我会把它基金带去哪里？ 巨大的责任面前，我怎能不如履薄冰？</w:t>
+        <w:t xml:space="preserve">自从去年八月初加入它基金以来，虽然兴奋，我的心情却一直夹杂着忐忑。 In such an environment where grassroots public welfare organizations are generally underdeveloped and there is no experience to draw upon, is its fund strategy correct? 我会把它基金带去哪里？ 巨大的责任面前，我怎能不如履薄冰？</w:t>
       </w:r>
     </w:p>
     <w:p>
